--- a/i_test/test_D6_Tabella_4_esenzione_2025/g_output/D6_Table_4_reumatologica.docx
+++ b/i_test/test_D6_Tabella_4_esenzione_2025/g_output/D6_Table_4_reumatologica.docx
@@ -79,37 +79,37 @@
               <w:pStyle w:val="Normal"/>
             </w:pPr>
             <w:r>
-              <w:t>458</w:t>
-            </w:r>
-          </w:p>
-        </w:tc>
-        <w:tc>
-          <w:p>
-            <w:pPr>
-              <w:pStyle w:val="Normal"/>
-            </w:pPr>
-            <w:r>
-              <w:t>143</w:t>
-            </w:r>
-          </w:p>
-        </w:tc>
-        <w:tc>
-          <w:p>
-            <w:pPr>
-              <w:pStyle w:val="Normal"/>
-            </w:pPr>
-            <w:r>
-              <w:t>154</w:t>
-            </w:r>
-          </w:p>
-        </w:tc>
-        <w:tc>
-          <w:p>
-            <w:pPr>
-              <w:pStyle w:val="Normal"/>
-            </w:pPr>
-            <w:r>
-              <w:t>161</w:t>
+              <w:t>903</w:t>
+            </w:r>
+          </w:p>
+        </w:tc>
+        <w:tc>
+          <w:p>
+            <w:pPr>
+              <w:pStyle w:val="Normal"/>
+            </w:pPr>
+            <w:r>
+              <w:t>297</w:t>
+            </w:r>
+          </w:p>
+        </w:tc>
+        <w:tc>
+          <w:p>
+            <w:pPr>
+              <w:pStyle w:val="Normal"/>
+            </w:pPr>
+            <w:r>
+              <w:t>280</w:t>
+            </w:r>
+          </w:p>
+        </w:tc>
+        <w:tc>
+          <w:p>
+            <w:pPr>
+              <w:pStyle w:val="Normal"/>
+            </w:pPr>
+            <w:r>
+              <w:t>326</w:t>
             </w:r>
           </w:p>
         </w:tc>
@@ -131,37 +131,37 @@
               <w:pStyle w:val="Normal"/>
             </w:pPr>
             <w:r>
-              <w:t>218 (47,6%)</w:t>
-            </w:r>
-          </w:p>
-        </w:tc>
-        <w:tc>
-          <w:p>
-            <w:pPr>
-              <w:pStyle w:val="Normal"/>
-            </w:pPr>
-            <w:r>
-              <w:t>76 (53,1%)</w:t>
-            </w:r>
-          </w:p>
-        </w:tc>
-        <w:tc>
-          <w:p>
-            <w:pPr>
-              <w:pStyle w:val="Normal"/>
-            </w:pPr>
-            <w:r>
-              <w:t>60 (39,0%)</w:t>
-            </w:r>
-          </w:p>
-        </w:tc>
-        <w:tc>
-          <w:p>
-            <w:pPr>
-              <w:pStyle w:val="Normal"/>
-            </w:pPr>
-            <w:r>
-              <w:t>82 (50,9%)</w:t>
+              <w:t>425 (47,1%)</w:t>
+            </w:r>
+          </w:p>
+        </w:tc>
+        <w:tc>
+          <w:p>
+            <w:pPr>
+              <w:pStyle w:val="Normal"/>
+            </w:pPr>
+            <w:r>
+              <w:t>137 (46,1%)</w:t>
+            </w:r>
+          </w:p>
+        </w:tc>
+        <w:tc>
+          <w:p>
+            <w:pPr>
+              <w:pStyle w:val="Normal"/>
+            </w:pPr>
+            <w:r>
+              <w:t>130 (46,4%)</w:t>
+            </w:r>
+          </w:p>
+        </w:tc>
+        <w:tc>
+          <w:p>
+            <w:pPr>
+              <w:pStyle w:val="Normal"/>
+            </w:pPr>
+            <w:r>
+              <w:t>158 (48,5%)</w:t>
             </w:r>
           </w:p>
         </w:tc>
@@ -183,37 +183,37 @@
               <w:pStyle w:val="Normal"/>
             </w:pPr>
             <w:r>
-              <w:t>169 (36,9%)</w:t>
-            </w:r>
-          </w:p>
-        </w:tc>
-        <w:tc>
-          <w:p>
-            <w:pPr>
-              <w:pStyle w:val="Normal"/>
-            </w:pPr>
-            <w:r>
-              <w:t>61 (42,7%)</w:t>
-            </w:r>
-          </w:p>
-        </w:tc>
-        <w:tc>
-          <w:p>
-            <w:pPr>
-              <w:pStyle w:val="Normal"/>
-            </w:pPr>
-            <w:r>
-              <w:t>45 (29,2%)</w:t>
-            </w:r>
-          </w:p>
-        </w:tc>
-        <w:tc>
-          <w:p>
-            <w:pPr>
-              <w:pStyle w:val="Normal"/>
-            </w:pPr>
-            <w:r>
-              <w:t>63 (39,1%)</w:t>
+              <w:t>297 (32,9%)</w:t>
+            </w:r>
+          </w:p>
+        </w:tc>
+        <w:tc>
+          <w:p>
+            <w:pPr>
+              <w:pStyle w:val="Normal"/>
+            </w:pPr>
+            <w:r>
+              <w:t>106 (35,7%)</w:t>
+            </w:r>
+          </w:p>
+        </w:tc>
+        <w:tc>
+          <w:p>
+            <w:pPr>
+              <w:pStyle w:val="Normal"/>
+            </w:pPr>
+            <w:r>
+              <w:t>89 (31,8%)</w:t>
+            </w:r>
+          </w:p>
+        </w:tc>
+        <w:tc>
+          <w:p>
+            <w:pPr>
+              <w:pStyle w:val="Normal"/>
+            </w:pPr>
+            <w:r>
+              <w:t>102 (31,3%)</w:t>
             </w:r>
           </w:p>
         </w:tc>
@@ -235,37 +235,37 @@
               <w:pStyle w:val="Normal"/>
             </w:pPr>
             <w:r>
-              <w:t>138 (30,1%)</w:t>
-            </w:r>
-          </w:p>
-        </w:tc>
-        <w:tc>
-          <w:p>
-            <w:pPr>
-              <w:pStyle w:val="Normal"/>
-            </w:pPr>
-            <w:r>
-              <w:t>34 (23,8%)</w:t>
-            </w:r>
-          </w:p>
-        </w:tc>
-        <w:tc>
-          <w:p>
-            <w:pPr>
-              <w:pStyle w:val="Normal"/>
-            </w:pPr>
-            <w:r>
-              <w:t>48 (31,2%)</w:t>
-            </w:r>
-          </w:p>
-        </w:tc>
-        <w:tc>
-          <w:p>
-            <w:pPr>
-              <w:pStyle w:val="Normal"/>
-            </w:pPr>
-            <w:r>
-              <w:t>56 (34,8%)</w:t>
+              <w:t>291 (32,2%)</w:t>
+            </w:r>
+          </w:p>
+        </w:tc>
+        <w:tc>
+          <w:p>
+            <w:pPr>
+              <w:pStyle w:val="Normal"/>
+            </w:pPr>
+            <w:r>
+              <w:t>83 (27,9%)</w:t>
+            </w:r>
+          </w:p>
+        </w:tc>
+        <w:tc>
+          <w:p>
+            <w:pPr>
+              <w:pStyle w:val="Normal"/>
+            </w:pPr>
+            <w:r>
+              <w:t>103 (36,8%)</w:t>
+            </w:r>
+          </w:p>
+        </w:tc>
+        <w:tc>
+          <w:p>
+            <w:pPr>
+              <w:pStyle w:val="Normal"/>
+            </w:pPr>
+            <w:r>
+              <w:t>105 (32,2%)</w:t>
             </w:r>
           </w:p>
         </w:tc>
@@ -287,37 +287,37 @@
               <w:pStyle w:val="Normal"/>
             </w:pPr>
             <w:r>
-              <w:t>151 (33,0%)</w:t>
-            </w:r>
-          </w:p>
-        </w:tc>
-        <w:tc>
-          <w:p>
-            <w:pPr>
-              <w:pStyle w:val="Normal"/>
-            </w:pPr>
-            <w:r>
-              <w:t>48 (33,6%)</w:t>
-            </w:r>
-          </w:p>
-        </w:tc>
-        <w:tc>
-          <w:p>
-            <w:pPr>
-              <w:pStyle w:val="Normal"/>
-            </w:pPr>
-            <w:r>
-              <w:t>61 (39,6%)</w:t>
-            </w:r>
-          </w:p>
-        </w:tc>
-        <w:tc>
-          <w:p>
-            <w:pPr>
-              <w:pStyle w:val="Normal"/>
-            </w:pPr>
-            <w:r>
-              <w:t>42 (26,1%)</w:t>
+              <w:t>315 (34,9%)</w:t>
+            </w:r>
+          </w:p>
+        </w:tc>
+        <w:tc>
+          <w:p>
+            <w:pPr>
+              <w:pStyle w:val="Normal"/>
+            </w:pPr>
+            <w:r>
+              <w:t>108 (36,4%)</w:t>
+            </w:r>
+          </w:p>
+        </w:tc>
+        <w:tc>
+          <w:p>
+            <w:pPr>
+              <w:pStyle w:val="Normal"/>
+            </w:pPr>
+            <w:r>
+              <w:t>88 (31,4%)</w:t>
+            </w:r>
+          </w:p>
+        </w:tc>
+        <w:tc>
+          <w:p>
+            <w:pPr>
+              <w:pStyle w:val="Normal"/>
+            </w:pPr>
+            <w:r>
+              <w:t>119 (36,5%)</w:t>
             </w:r>
           </w:p>
         </w:tc>
@@ -339,37 +339,37 @@
               <w:pStyle w:val="Normal"/>
             </w:pPr>
             <w:r>
-              <w:t>32 (7,0%)</w:t>
-            </w:r>
-          </w:p>
-        </w:tc>
-        <w:tc>
-          <w:p>
-            <w:pPr>
-              <w:pStyle w:val="Normal"/>
-            </w:pPr>
-            <w:r>
-              <w:t>7 (4,9%)</w:t>
-            </w:r>
-          </w:p>
-        </w:tc>
-        <w:tc>
-          <w:p>
-            <w:pPr>
-              <w:pStyle w:val="Normal"/>
-            </w:pPr>
-            <w:r>
-              <w:t>12 (7,8%)</w:t>
-            </w:r>
-          </w:p>
-        </w:tc>
-        <w:tc>
-          <w:p>
-            <w:pPr>
-              <w:pStyle w:val="Normal"/>
-            </w:pPr>
-            <w:r>
-              <w:t>13 (8,1%)</w:t>
+              <w:t>607 (67,2%)</w:t>
+            </w:r>
+          </w:p>
+        </w:tc>
+        <w:tc>
+          <w:p>
+            <w:pPr>
+              <w:pStyle w:val="Normal"/>
+            </w:pPr>
+            <w:r>
+              <w:t>202 (68,0%)</w:t>
+            </w:r>
+          </w:p>
+        </w:tc>
+        <w:tc>
+          <w:p>
+            <w:pPr>
+              <w:pStyle w:val="Normal"/>
+            </w:pPr>
+            <w:r>
+              <w:t>197 (70,4%)</w:t>
+            </w:r>
+          </w:p>
+        </w:tc>
+        <w:tc>
+          <w:p>
+            <w:pPr>
+              <w:pStyle w:val="Normal"/>
+            </w:pPr>
+            <w:r>
+              <w:t>208 (63,8%)</w:t>
             </w:r>
           </w:p>
         </w:tc>
@@ -443,37 +443,37 @@
               <w:pStyle w:val="Normal"/>
             </w:pPr>
             <w:r>
-              <w:t>A10BH 175 (38,2%)</w:t>
-            </w:r>
-          </w:p>
-        </w:tc>
-        <w:tc>
-          <w:p>
-            <w:pPr>
-              <w:pStyle w:val="Normal"/>
-            </w:pPr>
-            <w:r>
-              <w:t>A10BJ 57 (39,9%)</w:t>
-            </w:r>
-          </w:p>
-        </w:tc>
-        <w:tc>
-          <w:p>
-            <w:pPr>
-              <w:pStyle w:val="Normal"/>
-            </w:pPr>
-            <w:r>
-              <w:t>A10BD07 66 (42,9%)</w:t>
-            </w:r>
-          </w:p>
-        </w:tc>
-        <w:tc>
-          <w:p>
-            <w:pPr>
-              <w:pStyle w:val="Normal"/>
-            </w:pPr>
-            <w:r>
-              <w:t>A10BH 64 (39,8%)</w:t>
+              <w:t>J10JE54 75 (8,3%)</w:t>
+            </w:r>
+          </w:p>
+        </w:tc>
+        <w:tc>
+          <w:p>
+            <w:pPr>
+              <w:pStyle w:val="Normal"/>
+            </w:pPr>
+            <w:r>
+              <w:t>M10ME56 26 (8,8%)</w:t>
+            </w:r>
+          </w:p>
+        </w:tc>
+        <w:tc>
+          <w:p>
+            <w:pPr>
+              <w:pStyle w:val="Normal"/>
+            </w:pPr>
+            <w:r>
+              <w:t>J10JE56 25 (8,9%)</w:t>
+            </w:r>
+          </w:p>
+        </w:tc>
+        <w:tc>
+          <w:p>
+            <w:pPr>
+              <w:pStyle w:val="Normal"/>
+            </w:pPr>
+            <w:r>
+              <w:t>B10BD21 30 (9,2%)</w:t>
             </w:r>
           </w:p>
         </w:tc>
@@ -495,37 +495,37 @@
               <w:pStyle w:val="Normal"/>
             </w:pPr>
             <w:r>
-              <w:t>A10BJ 175 (38,2%)</w:t>
-            </w:r>
-          </w:p>
-        </w:tc>
-        <w:tc>
-          <w:p>
-            <w:pPr>
-              <w:pStyle w:val="Normal"/>
-            </w:pPr>
-            <w:r>
-              <w:t>A10BD24 57 (39,9%)</w:t>
-            </w:r>
-          </w:p>
-        </w:tc>
-        <w:tc>
-          <w:p>
-            <w:pPr>
-              <w:pStyle w:val="Normal"/>
-            </w:pPr>
-            <w:r>
-              <w:t>A10AE56 66 (42,9%)</w:t>
-            </w:r>
-          </w:p>
-        </w:tc>
-        <w:tc>
-          <w:p>
-            <w:pPr>
-              <w:pStyle w:val="Normal"/>
-            </w:pPr>
-            <w:r>
-              <w:t>A10AE54 63 (39,1%)</w:t>
+              <w:t>M10ME56 69 (7,6%)</w:t>
+            </w:r>
+          </w:p>
+        </w:tc>
+        <w:tc>
+          <w:p>
+            <w:pPr>
+              <w:pStyle w:val="Normal"/>
+            </w:pPr>
+            <w:r>
+              <w:t>B10BH02 26 (8,8%)</w:t>
+            </w:r>
+          </w:p>
+        </w:tc>
+        <w:tc>
+          <w:p>
+            <w:pPr>
+              <w:pStyle w:val="Normal"/>
+            </w:pPr>
+            <w:r>
+              <w:t>J10JE54 25 (8,9%)</w:t>
+            </w:r>
+          </w:p>
+        </w:tc>
+        <w:tc>
+          <w:p>
+            <w:pPr>
+              <w:pStyle w:val="Normal"/>
+            </w:pPr>
+            <w:r>
+              <w:t>B10BD07 28 (8,6%)</w:t>
             </w:r>
           </w:p>
         </w:tc>
@@ -547,37 +547,37 @@
               <w:pStyle w:val="Normal"/>
             </w:pPr>
             <w:r>
-              <w:t>A10AE56 174 (38,0%)</w:t>
-            </w:r>
-          </w:p>
-        </w:tc>
-        <w:tc>
-          <w:p>
-            <w:pPr>
-              <w:pStyle w:val="Normal"/>
-            </w:pPr>
-            <w:r>
-              <w:t>A10AE56 57 (39,9%)</w:t>
-            </w:r>
-          </w:p>
-        </w:tc>
-        <w:tc>
-          <w:p>
-            <w:pPr>
-              <w:pStyle w:val="Normal"/>
-            </w:pPr>
-            <w:r>
-              <w:t>A10BD15 65 (42,2%)</w:t>
-            </w:r>
-          </w:p>
-        </w:tc>
-        <w:tc>
-          <w:p>
-            <w:pPr>
-              <w:pStyle w:val="Normal"/>
-            </w:pPr>
-            <w:r>
-              <w:t>A10BD16 63 (39,1%)</w:t>
+              <w:t>M10BD24 66 (7,3%)</w:t>
+            </w:r>
+          </w:p>
+        </w:tc>
+        <w:tc>
+          <w:p>
+            <w:pPr>
+              <w:pStyle w:val="Normal"/>
+            </w:pPr>
+            <w:r>
+              <w:t>C10BK02 26 (8,8%)</w:t>
+            </w:r>
+          </w:p>
+        </w:tc>
+        <w:tc>
+          <w:p>
+            <w:pPr>
+              <w:pStyle w:val="Normal"/>
+            </w:pPr>
+            <w:r>
+              <w:t>M10ME56 25 (8,9%)</w:t>
+            </w:r>
+          </w:p>
+        </w:tc>
+        <w:tc>
+          <w:p>
+            <w:pPr>
+              <w:pStyle w:val="Normal"/>
+            </w:pPr>
+            <w:r>
+              <w:t>C10BD10 28 (8,6%)</w:t>
             </w:r>
           </w:p>
         </w:tc>
@@ -599,37 +599,37 @@
               <w:pStyle w:val="Normal"/>
             </w:pPr>
             <w:r>
-              <w:t>A10BD16 174 (38,0%)</w:t>
-            </w:r>
-          </w:p>
-        </w:tc>
-        <w:tc>
-          <w:p>
-            <w:pPr>
-              <w:pStyle w:val="Normal"/>
-            </w:pPr>
-            <w:r>
-              <w:t>A10BD16 55 (38,5%)</w:t>
-            </w:r>
-          </w:p>
-        </w:tc>
-        <w:tc>
-          <w:p>
-            <w:pPr>
-              <w:pStyle w:val="Normal"/>
-            </w:pPr>
-            <w:r>
-              <w:t>A10BK 65 (42,2%)</w:t>
-            </w:r>
-          </w:p>
-        </w:tc>
-        <w:tc>
-          <w:p>
-            <w:pPr>
-              <w:pStyle w:val="Normal"/>
-            </w:pPr>
-            <w:r>
-              <w:t>A10BD20 62 (38,5%)</w:t>
+              <w:t>C10BD24 64 (7,1%)</w:t>
+            </w:r>
+          </w:p>
+        </w:tc>
+        <w:tc>
+          <w:p>
+            <w:pPr>
+              <w:pStyle w:val="Normal"/>
+            </w:pPr>
+            <w:r>
+              <w:t>A10BD10 24 (8,1%)</w:t>
+            </w:r>
+          </w:p>
+        </w:tc>
+        <w:tc>
+          <w:p>
+            <w:pPr>
+              <w:pStyle w:val="Normal"/>
+            </w:pPr>
+            <w:r>
+              <w:t>D10BD19 24 (8,6%)</w:t>
+            </w:r>
+          </w:p>
+        </w:tc>
+        <w:tc>
+          <w:p>
+            <w:pPr>
+              <w:pStyle w:val="Normal"/>
+            </w:pPr>
+            <w:r>
+              <w:t>J10JE54 28 (8,6%)</w:t>
             </w:r>
           </w:p>
         </w:tc>
@@ -651,37 +651,37 @@
               <w:pStyle w:val="Normal"/>
             </w:pPr>
             <w:r>
-              <w:t>A10BD15 173 (37,8%)</w:t>
-            </w:r>
-          </w:p>
-        </w:tc>
-        <w:tc>
-          <w:p>
-            <w:pPr>
-              <w:pStyle w:val="Normal"/>
-            </w:pPr>
-            <w:r>
-              <w:t>A10BD07 55 (38,5%)</w:t>
-            </w:r>
-          </w:p>
-        </w:tc>
-        <w:tc>
-          <w:p>
-            <w:pPr>
-              <w:pStyle w:val="Normal"/>
-            </w:pPr>
-            <w:r>
-              <w:t>A10BH 60 (39,0%)</w:t>
-            </w:r>
-          </w:p>
-        </w:tc>
-        <w:tc>
-          <w:p>
-            <w:pPr>
-              <w:pStyle w:val="Normal"/>
-            </w:pPr>
-            <w:r>
-              <w:t>A10BJ 61 (37,9%)</w:t>
+              <w:t>B10BD07 63 (7,0%)</w:t>
+            </w:r>
+          </w:p>
+        </w:tc>
+        <w:tc>
+          <w:p>
+            <w:pPr>
+              <w:pStyle w:val="Normal"/>
+            </w:pPr>
+            <w:r>
+              <w:t>A10BD20 24 (8,1%)</w:t>
+            </w:r>
+          </w:p>
+        </w:tc>
+        <w:tc>
+          <w:p>
+            <w:pPr>
+              <w:pStyle w:val="Normal"/>
+            </w:pPr>
+            <w:r>
+              <w:t>M10BD24 24 (8,6%)</w:t>
+            </w:r>
+          </w:p>
+        </w:tc>
+        <w:tc>
+          <w:p>
+            <w:pPr>
+              <w:pStyle w:val="Normal"/>
+            </w:pPr>
+            <w:r>
+              <w:t>C10BD24 28 (8,6%)</w:t>
             </w:r>
           </w:p>
         </w:tc>
@@ -755,37 +755,37 @@
               <w:pStyle w:val="Normal"/>
             </w:pPr>
             <w:r>
-              <w:t>A10BD 456 (99,6%)</w:t>
-            </w:r>
-          </w:p>
-        </w:tc>
-        <w:tc>
-          <w:p>
-            <w:pPr>
-              <w:pStyle w:val="Normal"/>
-            </w:pPr>
-            <w:r>
-              <w:t>A10BD 143 (100,0%)</w:t>
-            </w:r>
-          </w:p>
-        </w:tc>
-        <w:tc>
-          <w:p>
-            <w:pPr>
-              <w:pStyle w:val="Normal"/>
-            </w:pPr>
-            <w:r>
-              <w:t>A10BD 153 (99,4%)</w:t>
-            </w:r>
-          </w:p>
-        </w:tc>
-        <w:tc>
-          <w:p>
-            <w:pPr>
-              <w:pStyle w:val="Normal"/>
-            </w:pPr>
-            <w:r>
-              <w:t>A10BD 160 (99,4%)</w:t>
+              <w:t>A10BD B10BD C10BD D10BD J10BD M10BD 5 (0,6%)</w:t>
+            </w:r>
+          </w:p>
+        </w:tc>
+        <w:tc>
+          <w:p>
+            <w:pPr>
+              <w:pStyle w:val="Normal"/>
+            </w:pPr>
+            <w:r>
+              <w:t>A10BD B10BD C10BD J10BD M10BD 2 (0,7%)</w:t>
+            </w:r>
+          </w:p>
+        </w:tc>
+        <w:tc>
+          <w:p>
+            <w:pPr>
+              <w:pStyle w:val="Normal"/>
+            </w:pPr>
+            <w:r>
+              <w:t>A10BD B10BD C10BD D10BD J10BD 3 (1,1%)</w:t>
+            </w:r>
+          </w:p>
+        </w:tc>
+        <w:tc>
+          <w:p>
+            <w:pPr>
+              <w:pStyle w:val="Normal"/>
+            </w:pPr>
+            <w:r>
+              <w:t>A10BD B10BD C10BD D10BD J10BD M10BD 3 (0,9%)</w:t>
             </w:r>
           </w:p>
         </w:tc>
@@ -807,37 +807,37 @@
               <w:pStyle w:val="Normal"/>
             </w:pPr>
             <w:r>
-              <w:t>A10AE 240 (52,4%)</w:t>
-            </w:r>
-          </w:p>
-        </w:tc>
-        <w:tc>
-          <w:p>
-            <w:pPr>
-              <w:pStyle w:val="Normal"/>
-            </w:pPr>
-            <w:r>
-              <w:t>A10AE 69 (48,3%)</w:t>
-            </w:r>
-          </w:p>
-        </w:tc>
-        <w:tc>
-          <w:p>
-            <w:pPr>
-              <w:pStyle w:val="Normal"/>
-            </w:pPr>
-            <w:r>
-              <w:t>A10AE 84 (54,5%)</w:t>
-            </w:r>
-          </w:p>
-        </w:tc>
-        <w:tc>
-          <w:p>
-            <w:pPr>
-              <w:pStyle w:val="Normal"/>
-            </w:pPr>
-            <w:r>
-              <w:t>A10AE 87 (54,0%)</w:t>
+              <w:t>A10BD B10BD C10BD D10BD J10BD 4 (0,4%)</w:t>
+            </w:r>
+          </w:p>
+        </w:tc>
+        <w:tc>
+          <w:p>
+            <w:pPr>
+              <w:pStyle w:val="Normal"/>
+            </w:pPr>
+            <w:r>
+              <w:t>A10BD B10BD B10BX C10BD C10BJ D10BD J10BJ M10BD 1 (0,3%)</w:t>
+            </w:r>
+          </w:p>
+        </w:tc>
+        <w:tc>
+          <w:p>
+            <w:pPr>
+              <w:pStyle w:val="Normal"/>
+            </w:pPr>
+            <w:r>
+              <w:t>B10BD C10BD D10BD J10BD M10BD 2 (0,7%)</w:t>
+            </w:r>
+          </w:p>
+        </w:tc>
+        <w:tc>
+          <w:p>
+            <w:pPr>
+              <w:pStyle w:val="Normal"/>
+            </w:pPr>
+            <w:r>
+              <w:t>A10BD C10BD D10BX J10BD M10BD 2 (0,6%)</w:t>
             </w:r>
           </w:p>
         </w:tc>
@@ -859,37 +859,37 @@
               <w:pStyle w:val="Normal"/>
             </w:pPr>
             <w:r>
-              <w:t>A10BJ 152 (33,2%)</w:t>
-            </w:r>
-          </w:p>
-        </w:tc>
-        <w:tc>
-          <w:p>
-            <w:pPr>
-              <w:pStyle w:val="Normal"/>
-            </w:pPr>
-            <w:r>
-              <w:t>A10BJ 50 (35,0%)</w:t>
-            </w:r>
-          </w:p>
-        </w:tc>
-        <w:tc>
-          <w:p>
-            <w:pPr>
-              <w:pStyle w:val="Normal"/>
-            </w:pPr>
-            <w:r>
-              <w:t>A10BK 54 (35,1%)</w:t>
-            </w:r>
-          </w:p>
-        </w:tc>
-        <w:tc>
-          <w:p>
-            <w:pPr>
-              <w:pStyle w:val="Normal"/>
-            </w:pPr>
-            <w:r>
-              <w:t>A10BH 54 (33,5%)</w:t>
+              <w:t>A10BD B10BD C10BD J10BD M10BD 3 (0,3%)</w:t>
+            </w:r>
+          </w:p>
+        </w:tc>
+        <w:tc>
+          <w:p>
+            <w:pPr>
+              <w:pStyle w:val="Normal"/>
+            </w:pPr>
+            <w:r>
+              <w:t>A10BD A10BJ B10BE M10BX M10ME 1 (0,3%)</w:t>
+            </w:r>
+          </w:p>
+        </w:tc>
+        <w:tc>
+          <w:p>
+            <w:pPr>
+              <w:pStyle w:val="Normal"/>
+            </w:pPr>
+            <w:r>
+              <w:t>A10BD B10BD D10BD J10BD M10BD 2 (0,7%)</w:t>
+            </w:r>
+          </w:p>
+        </w:tc>
+        <w:tc>
+          <w:p>
+            <w:pPr>
+              <w:pStyle w:val="Normal"/>
+            </w:pPr>
+            <w:r>
+              <w:t>A10BD B10BD B10BH C10BD D10BK M10BK M10BX 1 (0,3%)</w:t>
             </w:r>
           </w:p>
         </w:tc>
@@ -911,37 +911,37 @@
               <w:pStyle w:val="Normal"/>
             </w:pPr>
             <w:r>
-              <w:t>A10BH 141 (30,8%)</w:t>
-            </w:r>
-          </w:p>
-        </w:tc>
-        <w:tc>
-          <w:p>
-            <w:pPr>
-              <w:pStyle w:val="Normal"/>
-            </w:pPr>
-            <w:r>
-              <w:t>A10BX 49 (34,3%)</w:t>
-            </w:r>
-          </w:p>
-        </w:tc>
-        <w:tc>
-          <w:p>
-            <w:pPr>
-              <w:pStyle w:val="Normal"/>
-            </w:pPr>
-            <w:r>
-              <w:t>A10BJ 49 (31,8%)</w:t>
-            </w:r>
-          </w:p>
-        </w:tc>
-        <w:tc>
-          <w:p>
-            <w:pPr>
-              <w:pStyle w:val="Normal"/>
-            </w:pPr>
-            <w:r>
-              <w:t>A10BJ 53 (32,9%)</w:t>
+              <w:t>A10BD B10BD C10BD J10JE M10BD 2 (0,2%)</w:t>
+            </w:r>
+          </w:p>
+        </w:tc>
+        <w:tc>
+          <w:p>
+            <w:pPr>
+              <w:pStyle w:val="Normal"/>
+            </w:pPr>
+            <w:r>
+              <w:t>A10BD A10BH A10BX B10BD B10BK C10BD D10BD J10BD J10JE 1 (0,3%)</w:t>
+            </w:r>
+          </w:p>
+        </w:tc>
+        <w:tc>
+          <w:p>
+            <w:pPr>
+              <w:pStyle w:val="Normal"/>
+            </w:pPr>
+            <w:r>
+              <w:t>A10BD B10BD B10BE B10BJ C10BD D10BD D10DE 1 (0,4%)</w:t>
+            </w:r>
+          </w:p>
+        </w:tc>
+        <w:tc>
+          <w:p>
+            <w:pPr>
+              <w:pStyle w:val="Normal"/>
+            </w:pPr>
+            <w:r>
+              <w:t>A10BD B10BJ D10BD D10BK M10ME 1 (0,3%)</w:t>
             </w:r>
           </w:p>
         </w:tc>
@@ -963,37 +963,37 @@
               <w:pStyle w:val="Normal"/>
             </w:pPr>
             <w:r>
-              <w:t>A10BK 137 (29,9%)</w:t>
-            </w:r>
-          </w:p>
-        </w:tc>
-        <w:tc>
-          <w:p>
-            <w:pPr>
-              <w:pStyle w:val="Normal"/>
-            </w:pPr>
-            <w:r>
-              <w:t>A10BH 44 (30,8%)</w:t>
-            </w:r>
-          </w:p>
-        </w:tc>
-        <w:tc>
-          <w:p>
-            <w:pPr>
-              <w:pStyle w:val="Normal"/>
-            </w:pPr>
-            <w:r>
-              <w:t>A10BH 43 (27,9%)</w:t>
-            </w:r>
-          </w:p>
-        </w:tc>
-        <w:tc>
-          <w:p>
-            <w:pPr>
-              <w:pStyle w:val="Normal"/>
-            </w:pPr>
-            <w:r>
-              <w:t>A10BX 42 (26,1%)</w:t>
+              <w:t>A10BD A10BH B10BD C10BD D10BD 2 (0,2%)</w:t>
+            </w:r>
+          </w:p>
+        </w:tc>
+        <w:tc>
+          <w:p>
+            <w:pPr>
+              <w:pStyle w:val="Normal"/>
+            </w:pPr>
+            <w:r>
+              <w:t>A10BD C10BD J10BD M10BD M10ME 1 (0,3%)</w:t>
+            </w:r>
+          </w:p>
+        </w:tc>
+        <w:tc>
+          <w:p>
+            <w:pPr>
+              <w:pStyle w:val="Normal"/>
+            </w:pPr>
+            <w:r>
+              <w:t>A10BH B10BD C10CE D10BD J10BD 1 (0,4%)</w:t>
+            </w:r>
+          </w:p>
+        </w:tc>
+        <w:tc>
+          <w:p>
+            <w:pPr>
+              <w:pStyle w:val="Normal"/>
+            </w:pPr>
+            <w:r>
+              <w:t>A10BD C10BD J10BJ M10BD M10ME 1 (0,3%)</w:t>
             </w:r>
           </w:p>
         </w:tc>

--- a/i_test/test_D6_Tabella_4_esenzione_2025/g_output/D6_Table_4_reumatologica.docx
+++ b/i_test/test_D6_Tabella_4_esenzione_2025/g_output/D6_Table_4_reumatologica.docx
@@ -443,37 +443,37 @@
               <w:pStyle w:val="Normal"/>
             </w:pPr>
             <w:r>
-              <w:t>J10JE54 75 (8,3%)</w:t>
-            </w:r>
-          </w:p>
-        </w:tc>
-        <w:tc>
-          <w:p>
-            <w:pPr>
-              <w:pStyle w:val="Normal"/>
-            </w:pPr>
-            <w:r>
-              <w:t>M10ME56 26 (8,8%)</w:t>
-            </w:r>
-          </w:p>
-        </w:tc>
-        <w:tc>
-          <w:p>
-            <w:pPr>
-              <w:pStyle w:val="Normal"/>
-            </w:pPr>
-            <w:r>
-              <w:t>J10JE56 25 (8,9%)</w:t>
-            </w:r>
-          </w:p>
-        </w:tc>
-        <w:tc>
-          <w:p>
-            <w:pPr>
-              <w:pStyle w:val="Normal"/>
-            </w:pPr>
-            <w:r>
-              <w:t>B10BD21 30 (9,2%)</w:t>
+              <w:t>NA 75 (8,3%)</w:t>
+            </w:r>
+          </w:p>
+        </w:tc>
+        <w:tc>
+          <w:p>
+            <w:pPr>
+              <w:pStyle w:val="Normal"/>
+            </w:pPr>
+            <w:r>
+              <w:t>NA 26 (8,8%)</w:t>
+            </w:r>
+          </w:p>
+        </w:tc>
+        <w:tc>
+          <w:p>
+            <w:pPr>
+              <w:pStyle w:val="Normal"/>
+            </w:pPr>
+            <w:r>
+              <w:t>NA 25 (8,9%)</w:t>
+            </w:r>
+          </w:p>
+        </w:tc>
+        <w:tc>
+          <w:p>
+            <w:pPr>
+              <w:pStyle w:val="Normal"/>
+            </w:pPr>
+            <w:r>
+              <w:t>NA 30 (9,2%)</w:t>
             </w:r>
           </w:p>
         </w:tc>
@@ -495,37 +495,37 @@
               <w:pStyle w:val="Normal"/>
             </w:pPr>
             <w:r>
-              <w:t>M10ME56 69 (7,6%)</w:t>
-            </w:r>
-          </w:p>
-        </w:tc>
-        <w:tc>
-          <w:p>
-            <w:pPr>
-              <w:pStyle w:val="Normal"/>
-            </w:pPr>
-            <w:r>
-              <w:t>B10BH02 26 (8,8%)</w:t>
-            </w:r>
-          </w:p>
-        </w:tc>
-        <w:tc>
-          <w:p>
-            <w:pPr>
-              <w:pStyle w:val="Normal"/>
-            </w:pPr>
-            <w:r>
-              <w:t>J10JE54 25 (8,9%)</w:t>
-            </w:r>
-          </w:p>
-        </w:tc>
-        <w:tc>
-          <w:p>
-            <w:pPr>
-              <w:pStyle w:val="Normal"/>
-            </w:pPr>
-            <w:r>
-              <w:t>B10BD07 28 (8,6%)</w:t>
+              <w:t>NA 69 (7,6%)</w:t>
+            </w:r>
+          </w:p>
+        </w:tc>
+        <w:tc>
+          <w:p>
+            <w:pPr>
+              <w:pStyle w:val="Normal"/>
+            </w:pPr>
+            <w:r>
+              <w:t>NA 26 (8,8%)</w:t>
+            </w:r>
+          </w:p>
+        </w:tc>
+        <w:tc>
+          <w:p>
+            <w:pPr>
+              <w:pStyle w:val="Normal"/>
+            </w:pPr>
+            <w:r>
+              <w:t>NA 25 (8,9%)</w:t>
+            </w:r>
+          </w:p>
+        </w:tc>
+        <w:tc>
+          <w:p>
+            <w:pPr>
+              <w:pStyle w:val="Normal"/>
+            </w:pPr>
+            <w:r>
+              <w:t>NA 28 (8,6%)</w:t>
             </w:r>
           </w:p>
         </w:tc>
@@ -547,37 +547,37 @@
               <w:pStyle w:val="Normal"/>
             </w:pPr>
             <w:r>
-              <w:t>M10BD24 66 (7,3%)</w:t>
-            </w:r>
-          </w:p>
-        </w:tc>
-        <w:tc>
-          <w:p>
-            <w:pPr>
-              <w:pStyle w:val="Normal"/>
-            </w:pPr>
-            <w:r>
-              <w:t>C10BK02 26 (8,8%)</w:t>
-            </w:r>
-          </w:p>
-        </w:tc>
-        <w:tc>
-          <w:p>
-            <w:pPr>
-              <w:pStyle w:val="Normal"/>
-            </w:pPr>
-            <w:r>
-              <w:t>M10ME56 25 (8,9%)</w:t>
-            </w:r>
-          </w:p>
-        </w:tc>
-        <w:tc>
-          <w:p>
-            <w:pPr>
-              <w:pStyle w:val="Normal"/>
-            </w:pPr>
-            <w:r>
-              <w:t>C10BD10 28 (8,6%)</w:t>
+              <w:t>NA 66 (7,3%)</w:t>
+            </w:r>
+          </w:p>
+        </w:tc>
+        <w:tc>
+          <w:p>
+            <w:pPr>
+              <w:pStyle w:val="Normal"/>
+            </w:pPr>
+            <w:r>
+              <w:t>NA 26 (8,8%)</w:t>
+            </w:r>
+          </w:p>
+        </w:tc>
+        <w:tc>
+          <w:p>
+            <w:pPr>
+              <w:pStyle w:val="Normal"/>
+            </w:pPr>
+            <w:r>
+              <w:t>NA 25 (8,9%)</w:t>
+            </w:r>
+          </w:p>
+        </w:tc>
+        <w:tc>
+          <w:p>
+            <w:pPr>
+              <w:pStyle w:val="Normal"/>
+            </w:pPr>
+            <w:r>
+              <w:t>NA 28 (8,6%)</w:t>
             </w:r>
           </w:p>
         </w:tc>
@@ -599,37 +599,37 @@
               <w:pStyle w:val="Normal"/>
             </w:pPr>
             <w:r>
-              <w:t>C10BD24 64 (7,1%)</w:t>
-            </w:r>
-          </w:p>
-        </w:tc>
-        <w:tc>
-          <w:p>
-            <w:pPr>
-              <w:pStyle w:val="Normal"/>
-            </w:pPr>
-            <w:r>
-              <w:t>A10BD10 24 (8,1%)</w:t>
-            </w:r>
-          </w:p>
-        </w:tc>
-        <w:tc>
-          <w:p>
-            <w:pPr>
-              <w:pStyle w:val="Normal"/>
-            </w:pPr>
-            <w:r>
-              <w:t>D10BD19 24 (8,6%)</w:t>
-            </w:r>
-          </w:p>
-        </w:tc>
-        <w:tc>
-          <w:p>
-            <w:pPr>
-              <w:pStyle w:val="Normal"/>
-            </w:pPr>
-            <w:r>
-              <w:t>J10JE54 28 (8,6%)</w:t>
+              <w:t>NA 64 (7,1%)</w:t>
+            </w:r>
+          </w:p>
+        </w:tc>
+        <w:tc>
+          <w:p>
+            <w:pPr>
+              <w:pStyle w:val="Normal"/>
+            </w:pPr>
+            <w:r>
+              <w:t>jj 24 (8,1%)</w:t>
+            </w:r>
+          </w:p>
+        </w:tc>
+        <w:tc>
+          <w:p>
+            <w:pPr>
+              <w:pStyle w:val="Normal"/>
+            </w:pPr>
+            <w:r>
+              <w:t>NA 24 (8,6%)</w:t>
+            </w:r>
+          </w:p>
+        </w:tc>
+        <w:tc>
+          <w:p>
+            <w:pPr>
+              <w:pStyle w:val="Normal"/>
+            </w:pPr>
+            <w:r>
+              <w:t>NA 28 (8,6%)</w:t>
             </w:r>
           </w:p>
         </w:tc>
@@ -651,37 +651,37 @@
               <w:pStyle w:val="Normal"/>
             </w:pPr>
             <w:r>
-              <w:t>B10BD07 63 (7,0%)</w:t>
-            </w:r>
-          </w:p>
-        </w:tc>
-        <w:tc>
-          <w:p>
-            <w:pPr>
-              <w:pStyle w:val="Normal"/>
-            </w:pPr>
-            <w:r>
-              <w:t>A10BD20 24 (8,1%)</w:t>
-            </w:r>
-          </w:p>
-        </w:tc>
-        <w:tc>
-          <w:p>
-            <w:pPr>
-              <w:pStyle w:val="Normal"/>
-            </w:pPr>
-            <w:r>
-              <w:t>M10BD24 24 (8,6%)</w:t>
-            </w:r>
-          </w:p>
-        </w:tc>
-        <w:tc>
-          <w:p>
-            <w:pPr>
-              <w:pStyle w:val="Normal"/>
-            </w:pPr>
-            <w:r>
-              <w:t>C10BD24 28 (8,6%)</w:t>
+              <w:t>NA 63 (7,0%)</w:t>
+            </w:r>
+          </w:p>
+        </w:tc>
+        <w:tc>
+          <w:p>
+            <w:pPr>
+              <w:pStyle w:val="Normal"/>
+            </w:pPr>
+            <w:r>
+              <w:t>rr 24 (8,1%)</w:t>
+            </w:r>
+          </w:p>
+        </w:tc>
+        <w:tc>
+          <w:p>
+            <w:pPr>
+              <w:pStyle w:val="Normal"/>
+            </w:pPr>
+            <w:r>
+              <w:t>NA 24 (8,6%)</w:t>
+            </w:r>
+          </w:p>
+        </w:tc>
+        <w:tc>
+          <w:p>
+            <w:pPr>
+              <w:pStyle w:val="Normal"/>
+            </w:pPr>
+            <w:r>
+              <w:t>NA 28 (8,6%)</w:t>
             </w:r>
           </w:p>
         </w:tc>
@@ -755,37 +755,37 @@
               <w:pStyle w:val="Normal"/>
             </w:pPr>
             <w:r>
-              <w:t>A10BD B10BD C10BD D10BD J10BD M10BD 5 (0,6%)</w:t>
-            </w:r>
-          </w:p>
-        </w:tc>
-        <w:tc>
-          <w:p>
-            <w:pPr>
-              <w:pStyle w:val="Normal"/>
-            </w:pPr>
-            <w:r>
-              <w:t>A10BD B10BD C10BD J10BD M10BD 2 (0,7%)</w:t>
-            </w:r>
-          </w:p>
-        </w:tc>
-        <w:tc>
-          <w:p>
-            <w:pPr>
-              <w:pStyle w:val="Normal"/>
-            </w:pPr>
-            <w:r>
-              <w:t>A10BD B10BD C10BD D10BD J10BD 3 (1,1%)</w:t>
-            </w:r>
-          </w:p>
-        </w:tc>
-        <w:tc>
-          <w:p>
-            <w:pPr>
-              <w:pStyle w:val="Normal"/>
-            </w:pPr>
-            <w:r>
-              <w:t>A10BD B10BD C10BD D10BD J10BD M10BD 3 (0,9%)</w:t>
+              <w:t>e B10BD C10BD D10BD M10BD 186 (3,7%)</w:t>
+            </w:r>
+          </w:p>
+        </w:tc>
+        <w:tc>
+          <w:p>
+            <w:pPr>
+              <w:pStyle w:val="Normal"/>
+            </w:pPr>
+            <w:r>
+              <w:t>e B10BD C10BD D10BD M10BD 62 (3,7%)</w:t>
+            </w:r>
+          </w:p>
+        </w:tc>
+        <w:tc>
+          <w:p>
+            <w:pPr>
+              <w:pStyle w:val="Normal"/>
+            </w:pPr>
+            <w:r>
+              <w:t>e B10BD C10BD D10BD M10BD 66 (4,1%)</w:t>
+            </w:r>
+          </w:p>
+        </w:tc>
+        <w:tc>
+          <w:p>
+            <w:pPr>
+              <w:pStyle w:val="Normal"/>
+            </w:pPr>
+            <w:r>
+              <w:t>e B10BD C10BD J10BD M10BD 71 (4,2%)</w:t>
             </w:r>
           </w:p>
         </w:tc>
@@ -807,37 +807,37 @@
               <w:pStyle w:val="Normal"/>
             </w:pPr>
             <w:r>
-              <w:t>A10BD B10BD C10BD D10BD J10BD 4 (0,4%)</w:t>
-            </w:r>
-          </w:p>
-        </w:tc>
-        <w:tc>
-          <w:p>
-            <w:pPr>
-              <w:pStyle w:val="Normal"/>
-            </w:pPr>
-            <w:r>
-              <w:t>A10BD B10BD B10BX C10BD C10BJ D10BD J10BJ M10BD 1 (0,3%)</w:t>
-            </w:r>
-          </w:p>
-        </w:tc>
-        <w:tc>
-          <w:p>
-            <w:pPr>
-              <w:pStyle w:val="Normal"/>
-            </w:pPr>
-            <w:r>
-              <w:t>B10BD C10BD D10BD J10BD M10BD 2 (0,7%)</w:t>
-            </w:r>
-          </w:p>
-        </w:tc>
-        <w:tc>
-          <w:p>
-            <w:pPr>
-              <w:pStyle w:val="Normal"/>
-            </w:pPr>
-            <w:r>
-              <w:t>A10BD C10BD D10BX J10BD M10BD 2 (0,6%)</w:t>
+              <w:t>B10BD C10BD D10BD J10BD M10BD 178 (3,6%)</w:t>
+            </w:r>
+          </w:p>
+        </w:tc>
+        <w:tc>
+          <w:p>
+            <w:pPr>
+              <w:pStyle w:val="Normal"/>
+            </w:pPr>
+            <w:r>
+              <w:t>e B10BD C10BD D10BD J10BD 54 (3,2%)</w:t>
+            </w:r>
+          </w:p>
+        </w:tc>
+        <w:tc>
+          <w:p>
+            <w:pPr>
+              <w:pStyle w:val="Normal"/>
+            </w:pPr>
+            <w:r>
+              <w:t>B10BD C10BD D10BD J10BD M10BD 62 (3,8%)</w:t>
+            </w:r>
+          </w:p>
+        </w:tc>
+        <w:tc>
+          <w:p>
+            <w:pPr>
+              <w:pStyle w:val="Normal"/>
+            </w:pPr>
+            <w:r>
+              <w:t>B10BD C10BD D10BD J10BD M10BD 65 (3,8%)</w:t>
             </w:r>
           </w:p>
         </w:tc>
@@ -859,37 +859,37 @@
               <w:pStyle w:val="Normal"/>
             </w:pPr>
             <w:r>
-              <w:t>A10BD B10BD C10BD J10BD M10BD 3 (0,3%)</w:t>
-            </w:r>
-          </w:p>
-        </w:tc>
-        <w:tc>
-          <w:p>
-            <w:pPr>
-              <w:pStyle w:val="Normal"/>
-            </w:pPr>
-            <w:r>
-              <w:t>A10BD A10BJ B10BE M10BX M10ME 1 (0,3%)</w:t>
-            </w:r>
-          </w:p>
-        </w:tc>
-        <w:tc>
-          <w:p>
-            <w:pPr>
-              <w:pStyle w:val="Normal"/>
-            </w:pPr>
-            <w:r>
-              <w:t>A10BD B10BD D10BD J10BD M10BD 2 (0,7%)</w:t>
-            </w:r>
-          </w:p>
-        </w:tc>
-        <w:tc>
-          <w:p>
-            <w:pPr>
-              <w:pStyle w:val="Normal"/>
-            </w:pPr>
-            <w:r>
-              <w:t>A10BD B10BD B10BH C10BD D10BK M10BK M10BX 1 (0,3%)</w:t>
+              <w:t>e B10BD C10BD J10BD M10BD 175 (3,5%)</w:t>
+            </w:r>
+          </w:p>
+        </w:tc>
+        <w:tc>
+          <w:p>
+            <w:pPr>
+              <w:pStyle w:val="Normal"/>
+            </w:pPr>
+            <w:r>
+              <w:t>e B10BD C10BD J10BD M10BD 52 (3,1%)</w:t>
+            </w:r>
+          </w:p>
+        </w:tc>
+        <w:tc>
+          <w:p>
+            <w:pPr>
+              <w:pStyle w:val="Normal"/>
+            </w:pPr>
+            <w:r>
+              <w:t>e B10BD C10BD D10BD J10BD 57 (3,5%)</w:t>
+            </w:r>
+          </w:p>
+        </w:tc>
+        <w:tc>
+          <w:p>
+            <w:pPr>
+              <w:pStyle w:val="Normal"/>
+            </w:pPr>
+            <w:r>
+              <w:t>e B10BD C10BD D10BD J10BD 62 (3,7%)</w:t>
             </w:r>
           </w:p>
         </w:tc>
@@ -911,37 +911,37 @@
               <w:pStyle w:val="Normal"/>
             </w:pPr>
             <w:r>
-              <w:t>A10BD B10BD C10BD J10JE M10BD 2 (0,2%)</w:t>
-            </w:r>
-          </w:p>
-        </w:tc>
-        <w:tc>
-          <w:p>
-            <w:pPr>
-              <w:pStyle w:val="Normal"/>
-            </w:pPr>
-            <w:r>
-              <w:t>A10BD A10BH A10BX B10BD B10BK C10BD D10BD J10BD J10JE 1 (0,3%)</w:t>
-            </w:r>
-          </w:p>
-        </w:tc>
-        <w:tc>
-          <w:p>
-            <w:pPr>
-              <w:pStyle w:val="Normal"/>
-            </w:pPr>
-            <w:r>
-              <w:t>A10BD B10BD B10BE B10BJ C10BD D10BD D10DE 1 (0,4%)</w:t>
-            </w:r>
-          </w:p>
-        </w:tc>
-        <w:tc>
-          <w:p>
-            <w:pPr>
-              <w:pStyle w:val="Normal"/>
-            </w:pPr>
-            <w:r>
-              <w:t>A10BD B10BJ D10BD D10BK M10ME 1 (0,3%)</w:t>
+              <w:t>e B10BD C10BD D10BD J10BD 173 (3,5%)</w:t>
+            </w:r>
+          </w:p>
+        </w:tc>
+        <w:tc>
+          <w:p>
+            <w:pPr>
+              <w:pStyle w:val="Normal"/>
+            </w:pPr>
+            <w:r>
+              <w:t>B10BD C10BD D10BD J10BD M10BD 51 (3,0%)</w:t>
+            </w:r>
+          </w:p>
+        </w:tc>
+        <w:tc>
+          <w:p>
+            <w:pPr>
+              <w:pStyle w:val="Normal"/>
+            </w:pPr>
+            <w:r>
+              <w:t>e C10BD D10BD J10BD M10BD 55 (3,4%)</w:t>
+            </w:r>
+          </w:p>
+        </w:tc>
+        <w:tc>
+          <w:p>
+            <w:pPr>
+              <w:pStyle w:val="Normal"/>
+            </w:pPr>
+            <w:r>
+              <w:t>e B10BD D10BD J10BD M10BD 59 (3,5%)</w:t>
             </w:r>
           </w:p>
         </w:tc>
@@ -963,37 +963,37 @@
               <w:pStyle w:val="Normal"/>
             </w:pPr>
             <w:r>
-              <w:t>A10BD A10BH B10BD C10BD D10BD 2 (0,2%)</w:t>
-            </w:r>
-          </w:p>
-        </w:tc>
-        <w:tc>
-          <w:p>
-            <w:pPr>
-              <w:pStyle w:val="Normal"/>
-            </w:pPr>
-            <w:r>
-              <w:t>A10BD C10BD J10BD M10BD M10ME 1 (0,3%)</w:t>
-            </w:r>
-          </w:p>
-        </w:tc>
-        <w:tc>
-          <w:p>
-            <w:pPr>
-              <w:pStyle w:val="Normal"/>
-            </w:pPr>
-            <w:r>
-              <w:t>A10BH B10BD C10CE D10BD J10BD 1 (0,4%)</w:t>
-            </w:r>
-          </w:p>
-        </w:tc>
-        <w:tc>
-          <w:p>
-            <w:pPr>
-              <w:pStyle w:val="Normal"/>
-            </w:pPr>
-            <w:r>
-              <w:t>A10BD C10BD J10BJ M10BD M10ME 1 (0,3%)</w:t>
+              <w:t>e B10BD D10BD J10BD M10BD 162 (3,2%)</w:t>
+            </w:r>
+          </w:p>
+        </w:tc>
+        <w:tc>
+          <w:p>
+            <w:pPr>
+              <w:pStyle w:val="Normal"/>
+            </w:pPr>
+            <w:r>
+              <w:t>e B10BD D10BD J10BD M10BD 50 (3,0%)</w:t>
+            </w:r>
+          </w:p>
+        </w:tc>
+        <w:tc>
+          <w:p>
+            <w:pPr>
+              <w:pStyle w:val="Normal"/>
+            </w:pPr>
+            <w:r>
+              <w:t>e B10BD D10BD J10BD M10BD 53 (3,3%)</w:t>
+            </w:r>
+          </w:p>
+        </w:tc>
+        <w:tc>
+          <w:p>
+            <w:pPr>
+              <w:pStyle w:val="Normal"/>
+            </w:pPr>
+            <w:r>
+              <w:t>e B10BD C10BD D10BD M10BD 58 (3,4%)</w:t>
             </w:r>
           </w:p>
         </w:tc>

--- a/i_test/test_D6_Tabella_4_esenzione_2025/g_output/D6_Table_4_reumatologica.docx
+++ b/i_test/test_D6_Tabella_4_esenzione_2025/g_output/D6_Table_4_reumatologica.docx
@@ -755,37 +755,37 @@
               <w:pStyle w:val="Normal"/>
             </w:pPr>
             <w:r>
-              <w:t>e B10BD C10BD D10BD M10BD 186 (3,7%)</w:t>
-            </w:r>
-          </w:p>
-        </w:tc>
-        <w:tc>
-          <w:p>
-            <w:pPr>
-              <w:pStyle w:val="Normal"/>
-            </w:pPr>
-            <w:r>
-              <w:t>e B10BD C10BD D10BD M10BD 62 (3,7%)</w:t>
-            </w:r>
-          </w:p>
-        </w:tc>
-        <w:tc>
-          <w:p>
-            <w:pPr>
-              <w:pStyle w:val="Normal"/>
-            </w:pPr>
-            <w:r>
-              <w:t>e B10BD C10BD D10BD M10BD 66 (4,1%)</w:t>
-            </w:r>
-          </w:p>
-        </w:tc>
-        <w:tc>
-          <w:p>
-            <w:pPr>
-              <w:pStyle w:val="Normal"/>
-            </w:pPr>
-            <w:r>
-              <w:t>e B10BD C10BD J10BD M10BD 71 (4,2%)</w:t>
+              <w:t>e B10BD C10BD D10BD J10BD 37 (4,1%)</w:t>
+            </w:r>
+          </w:p>
+        </w:tc>
+        <w:tc>
+          <w:p>
+            <w:pPr>
+              <w:pStyle w:val="Normal"/>
+            </w:pPr>
+            <w:r>
+              <w:t>e B10BD C10BD D10BD J10BD 10 (3,4%)</w:t>
+            </w:r>
+          </w:p>
+        </w:tc>
+        <w:tc>
+          <w:p>
+            <w:pPr>
+              <w:pStyle w:val="Normal"/>
+            </w:pPr>
+            <w:r>
+              <w:t>B10BD C10BD D10BD J10BD M10BD 10 (3,6%)</w:t>
+            </w:r>
+          </w:p>
+        </w:tc>
+        <w:tc>
+          <w:p>
+            <w:pPr>
+              <w:pStyle w:val="Normal"/>
+            </w:pPr>
+            <w:r>
+              <w:t>e B10BD C10BD D10BD J10BD 18 (5,5%)</w:t>
             </w:r>
           </w:p>
         </w:tc>
@@ -807,37 +807,37 @@
               <w:pStyle w:val="Normal"/>
             </w:pPr>
             <w:r>
-              <w:t>B10BD C10BD D10BD J10BD M10BD 178 (3,6%)</w:t>
-            </w:r>
-          </w:p>
-        </w:tc>
-        <w:tc>
-          <w:p>
-            <w:pPr>
-              <w:pStyle w:val="Normal"/>
-            </w:pPr>
-            <w:r>
-              <w:t>e B10BD C10BD D10BD J10BD 54 (3,2%)</w:t>
-            </w:r>
-          </w:p>
-        </w:tc>
-        <w:tc>
-          <w:p>
-            <w:pPr>
-              <w:pStyle w:val="Normal"/>
-            </w:pPr>
-            <w:r>
-              <w:t>B10BD C10BD D10BD J10BD M10BD 62 (3,8%)</w:t>
-            </w:r>
-          </w:p>
-        </w:tc>
-        <w:tc>
-          <w:p>
-            <w:pPr>
-              <w:pStyle w:val="Normal"/>
-            </w:pPr>
-            <w:r>
-              <w:t>B10BD C10BD D10BD J10BD M10BD 65 (3,8%)</w:t>
+              <w:t>e B10BD C10BD D10BD M10BD 34 (3,8%)</w:t>
+            </w:r>
+          </w:p>
+        </w:tc>
+        <w:tc>
+          <w:p>
+            <w:pPr>
+              <w:pStyle w:val="Normal"/>
+            </w:pPr>
+            <w:r>
+              <w:t>e B10BD C10BD D10BD M10BD 10 (3,4%)</w:t>
+            </w:r>
+          </w:p>
+        </w:tc>
+        <w:tc>
+          <w:p>
+            <w:pPr>
+              <w:pStyle w:val="Normal"/>
+            </w:pPr>
+            <w:r>
+              <w:t>e B10BD C10BD D10BD J10BD 9 (3,2%)</w:t>
+            </w:r>
+          </w:p>
+        </w:tc>
+        <w:tc>
+          <w:p>
+            <w:pPr>
+              <w:pStyle w:val="Normal"/>
+            </w:pPr>
+            <w:r>
+              <w:t>e B10BD C10BD D10BD M10BD 16 (4,9%)</w:t>
             </w:r>
           </w:p>
         </w:tc>
@@ -859,37 +859,37 @@
               <w:pStyle w:val="Normal"/>
             </w:pPr>
             <w:r>
-              <w:t>e B10BD C10BD J10BD M10BD 175 (3,5%)</w:t>
-            </w:r>
-          </w:p>
-        </w:tc>
-        <w:tc>
-          <w:p>
-            <w:pPr>
-              <w:pStyle w:val="Normal"/>
-            </w:pPr>
-            <w:r>
-              <w:t>e B10BD C10BD J10BD M10BD 52 (3,1%)</w:t>
-            </w:r>
-          </w:p>
-        </w:tc>
-        <w:tc>
-          <w:p>
-            <w:pPr>
-              <w:pStyle w:val="Normal"/>
-            </w:pPr>
-            <w:r>
-              <w:t>e B10BD C10BD D10BD J10BD 57 (3,5%)</w:t>
-            </w:r>
-          </w:p>
-        </w:tc>
-        <w:tc>
-          <w:p>
-            <w:pPr>
-              <w:pStyle w:val="Normal"/>
-            </w:pPr>
-            <w:r>
-              <w:t>e B10BD C10BD D10BD J10BD 62 (3,7%)</w:t>
+              <w:t>e B10BD C10BD J10BD M10BD 34 (3,8%)</w:t>
+            </w:r>
+          </w:p>
+        </w:tc>
+        <w:tc>
+          <w:p>
+            <w:pPr>
+              <w:pStyle w:val="Normal"/>
+            </w:pPr>
+            <w:r>
+              <w:t>e B10BD C10BD J10BD M10BD 10 (3,4%)</w:t>
+            </w:r>
+          </w:p>
+        </w:tc>
+        <w:tc>
+          <w:p>
+            <w:pPr>
+              <w:pStyle w:val="Normal"/>
+            </w:pPr>
+            <w:r>
+              <w:t>e B10BD C10BD D10BD M10BD 8 (2,9%)</w:t>
+            </w:r>
+          </w:p>
+        </w:tc>
+        <w:tc>
+          <w:p>
+            <w:pPr>
+              <w:pStyle w:val="Normal"/>
+            </w:pPr>
+            <w:r>
+              <w:t>e B10BD C10BD J10BD M10BD 16 (4,9%)</w:t>
             </w:r>
           </w:p>
         </w:tc>
@@ -911,37 +911,37 @@
               <w:pStyle w:val="Normal"/>
             </w:pPr>
             <w:r>
-              <w:t>e B10BD C10BD D10BD J10BD 173 (3,5%)</w:t>
-            </w:r>
-          </w:p>
-        </w:tc>
-        <w:tc>
-          <w:p>
-            <w:pPr>
-              <w:pStyle w:val="Normal"/>
-            </w:pPr>
-            <w:r>
-              <w:t>B10BD C10BD D10BD J10BD M10BD 51 (3,0%)</w:t>
-            </w:r>
-          </w:p>
-        </w:tc>
-        <w:tc>
-          <w:p>
-            <w:pPr>
-              <w:pStyle w:val="Normal"/>
-            </w:pPr>
-            <w:r>
-              <w:t>e C10BD D10BD J10BD M10BD 55 (3,4%)</w:t>
-            </w:r>
-          </w:p>
-        </w:tc>
-        <w:tc>
-          <w:p>
-            <w:pPr>
-              <w:pStyle w:val="Normal"/>
-            </w:pPr>
-            <w:r>
-              <w:t>e B10BD D10BD J10BD M10BD 59 (3,5%)</w:t>
+              <w:t>B10BD C10BD D10BD J10BD M10BD 34 (3,8%)</w:t>
+            </w:r>
+          </w:p>
+        </w:tc>
+        <w:tc>
+          <w:p>
+            <w:pPr>
+              <w:pStyle w:val="Normal"/>
+            </w:pPr>
+            <w:r>
+              <w:t>e C10BD D10BD J10BD M10BD 8 (2,7%)</w:t>
+            </w:r>
+          </w:p>
+        </w:tc>
+        <w:tc>
+          <w:p>
+            <w:pPr>
+              <w:pStyle w:val="Normal"/>
+            </w:pPr>
+            <w:r>
+              <w:t>e B10BD C10BD J10BD M10BD 8 (2,9%)</w:t>
+            </w:r>
+          </w:p>
+        </w:tc>
+        <w:tc>
+          <w:p>
+            <w:pPr>
+              <w:pStyle w:val="Normal"/>
+            </w:pPr>
+            <w:r>
+              <w:t>B10BD C10BD D10BD J10BD M10BD 16 (4,9%)</w:t>
             </w:r>
           </w:p>
         </w:tc>
@@ -963,37 +963,37 @@
               <w:pStyle w:val="Normal"/>
             </w:pPr>
             <w:r>
-              <w:t>e B10BD D10BD J10BD M10BD 162 (3,2%)</w:t>
-            </w:r>
-          </w:p>
-        </w:tc>
-        <w:tc>
-          <w:p>
-            <w:pPr>
-              <w:pStyle w:val="Normal"/>
-            </w:pPr>
-            <w:r>
-              <w:t>e B10BD D10BD J10BD M10BD 50 (3,0%)</w:t>
-            </w:r>
-          </w:p>
-        </w:tc>
-        <w:tc>
-          <w:p>
-            <w:pPr>
-              <w:pStyle w:val="Normal"/>
-            </w:pPr>
-            <w:r>
-              <w:t>e B10BD D10BD J10BD M10BD 53 (3,3%)</w:t>
-            </w:r>
-          </w:p>
-        </w:tc>
-        <w:tc>
-          <w:p>
-            <w:pPr>
-              <w:pStyle w:val="Normal"/>
-            </w:pPr>
-            <w:r>
-              <w:t>e B10BD C10BD D10BD M10BD 58 (3,4%)</w:t>
+              <w:t>e C10BD D10BD J10BD M10BD 30 (3,3%)</w:t>
+            </w:r>
+          </w:p>
+        </w:tc>
+        <w:tc>
+          <w:p>
+            <w:pPr>
+              <w:pStyle w:val="Normal"/>
+            </w:pPr>
+            <w:r>
+              <w:t>B10BD C10BD D10BD J10BD M10BD 8 (2,7%)</w:t>
+            </w:r>
+          </w:p>
+        </w:tc>
+        <w:tc>
+          <w:p>
+            <w:pPr>
+              <w:pStyle w:val="Normal"/>
+            </w:pPr>
+            <w:r>
+              <w:t>e B10BD C10BD D10BD D10DE 7 (2,5%)</w:t>
+            </w:r>
+          </w:p>
+        </w:tc>
+        <w:tc>
+          <w:p>
+            <w:pPr>
+              <w:pStyle w:val="Normal"/>
+            </w:pPr>
+            <w:r>
+              <w:t>e C10BD D10BD J10BD M10BD 15 (4,6%)</w:t>
             </w:r>
           </w:p>
         </w:tc>
